--- a/RA2 - Emmagatzematge i copies de seguretat/AA3 - Copies de seguretat/A2.3_Activitats_Copies_de_seguretat.docx
+++ b/RA2 - Emmagatzematge i copies de seguretat/AA3 - Copies de seguretat/A2.3_Activitats_Copies_de_seguretat.docx
@@ -587,7 +587,7 @@
                 <w:szCs w:val="20"/>
                 <w:rtl w:val="0"/>
               </w:rPr>
-              <w:t xml:space="preserve">Abans de començar qualsevol pas amb el terminal d'Ubuntu, canvia el títol de la finestra del terminal perquè quedi clar que les captures les has fet tu:</w:t>
+              <w:t xml:space="preserve">Abans de començar qualsevol pas amb el terminal d'Ubuntu, canvia el nom de l'equip pel teu nom i cognom, perquè quedi clar que les captures les has fet tu:</w:t>
             </w:r>
           </w:p>
           <w:p>
@@ -616,7 +616,7 @@
                 <w:szCs w:val="20"/>
                 <w:rtl w:val="0"/>
               </w:rPr>
-              <w:t xml:space="preserve">Clic dret dins del terminal → «Estableix el títol».</w:t>
+              <w:t xml:space="preserve">Executa sudo hostname nom-cognom, amb el teu nom i primer cognom en minúscules, sense accents ni espais (p. ex. sudo hostname joan-sanchez).</w:t>
             </w:r>
           </w:p>
           <w:p>
@@ -645,7 +645,7 @@
                 <w:szCs w:val="20"/>
                 <w:rtl w:val="0"/>
               </w:rPr>
-              <w:t xml:space="preserve">Al camp Títol, escriu les teves inicials i el teu nom i cognom, p. ex. JS - Nom Cognom, i tanca el pop-up. El títol apareixerà a la barra superior de la finestra (p. ex. «JS - Nom Cognom - usuari@equip: ~»).</w:t>
+              <w:t xml:space="preserve">Tanca el terminal i obre'n un de nou: l'indicador i la barra superior de la finestra mostraran el nom nou (p. ex. usuario@joan-sanchez).</w:t>
             </w:r>
           </w:p>
           <w:p>
@@ -664,7 +664,7 @@
                 <w:szCs w:val="20"/>
                 <w:rtl w:val="0"/>
               </w:rPr>
-              <w:t xml:space="preserve">Totes les captures de terminal que lliuris han de mostrar aquest títol; les que no el mostrin no es consideraran vàlides.</w:t>
+              <w:t xml:space="preserve">El canvi és temporal: si la màquina virtual es tanca, es reinicia o s'apaga, es perd, i a la sessió següent cal tornar a executar sudo hostname nom-cognom. Totes les captures de terminal que lliuris han de mostrar aquest nom; les que no el mostrin no es consideraran vàlides.</w:t>
             </w:r>
           </w:p>
         </w:tc>

--- a/RA2 - Emmagatzematge i copies de seguretat/AA3 - Copies de seguretat/A2.3_Activitats_Copies_de_seguretat.docx
+++ b/RA2 - Emmagatzematge i copies de seguretat/AA3 - Copies de seguretat/A2.3_Activitats_Copies_de_seguretat.docx
@@ -512,7 +512,7 @@
                 <w:szCs w:val="20"/>
                 <w:rtl w:val="0"/>
               </w:rPr>
-              <w:t xml:space="preserve">L'exercici 3 és una pràctica guiada real amb rsync: totes les captures que hi apareixen són d'una execució real feta expressament per a aquesta guia. Els altres exercicis requereixen recerca a Internet o reflexió pròpia. Respon de manera clara i justificada, citant les fonts que consultis.</w:t>
+              <w:t xml:space="preserve">L'exercici 3 és una pràctica guiada amb rsync. Els altres exercicis requereixen recerca a Internet o reflexió pròpia. Respon de manera clara i justificada, citant les fonts que consultis.</w:t>
             </w:r>
           </w:p>
           <w:p>
@@ -559,7 +559,7 @@
                 <w:szCs w:val="20"/>
                 <w:rtl w:val="0"/>
               </w:rPr>
-              <w:t xml:space="preserve">La Part 2 (Linux/Duplicity) de la pràctica inclou captures de pantalla reals d'una execució feta expressament per a aquest document: reprodueix els mateixos passos i comprova que obtens una sortida semblant. La Part 1 (Windows/Duplicati) és programari amb interfície gràfica: segueix els passos indicats i adjunta les teves pròpies captures amb l'etiqueta [CAPTURA].</w:t>
+              <w:t xml:space="preserve">Adjunta una captura de pantalla real de cada pas marcat amb l'etiqueta [CAPTURA], tant a la Part 1 (Windows/Duplicati, amb interfície gràfica) com a la Part 2 (Linux/Duplicity, per línia d'ordres).</w:t>
             </w:r>
           </w:p>
           <w:p>
@@ -1131,7 +1131,7 @@
                 <w:szCs w:val="20"/>
                 <w:rtl w:val="0"/>
               </w:rPr>
-              <w:t xml:space="preserve">Pràctica guiada amb rsync. Reprodueix exactament aquests passos al teu equip (Linux, o WSL/Git Bash si treballes amb Windows) dins una carpeta de proves, i comprova que la sortida que obtens s'assembla a la de les captures. Després, respon les preguntes de reflexió que hi ha al final de cada pas amb els TEUS resultats.</w:t>
+              <w:t xml:space="preserve">Pràctica guiada amb rsync. Reprodueix exactament aquests passos al teu equip (Linux, o WSL/Git Bash si treballes amb Windows) dins una carpeta de proves, i adjunta una captura de la sortida de cada pas. Després, respon les preguntes de reflexió que hi ha al final de cada pas amb els TEUS resultats.</w:t>
             </w:r>
           </w:p>
           <w:p>
@@ -1244,70 +1244,20 @@
             </w:pPr>
             <w:r>
               <w:rPr>
-                <w:sz w:val="20"/>
-                <w:szCs w:val="20"/>
-                <w:rtl w:val="0"/>
-              </w:rPr>
-              <w:drawing>
-                <wp:inline distT="0" distB="0" distL="0" distR="0">
-                  <wp:extent cx="5760720" cy="5760720"/>
-                  <wp:effectExtent t="0" r="0" b="0" l="0"/>
-                  <wp:docPr id="1" name="" descr="" title=""/>
-                  <wp:cNvGraphicFramePr>
-                    <a:graphicFrameLocks noChangeAspect="1"/>
-                  </wp:cNvGraphicFramePr>
-                  <a:graphic>
-                    <a:graphicData uri="http://schemas.openxmlformats.org/drawingml/2006/picture">
-                      <pic:pic>
-                        <pic:nvPicPr>
-                          <pic:cNvPr id="0" name="" descr=""/>
-                          <pic:cNvPicPr>
-                            <a:picLocks noChangeAspect="1" noChangeArrowheads="1"/>
-                          </pic:cNvPicPr>
-                        </pic:nvPicPr>
-                        <pic:blipFill>
-                          <a:blip r:embed="rId2" cstate="none"/>
-                          <a:srcRect/>
-                          <a:stretch>
-                            <a:fillRect/>
-                          </a:stretch>
-                        </pic:blipFill>
-                        <pic:spPr bwMode="auto">
-                          <a:xfrm>
-                            <a:off x="0" y="0"/>
-                            <a:ext cx="5760720" cy="5760720"/>
-                          </a:xfrm>
-                          <a:prstGeom prst="rect">
-                            <a:avLst/>
-                          </a:prstGeom>
-                        </pic:spPr>
-                      </pic:pic>
-                    </a:graphicData>
-                  </a:graphic>
-                </wp:inline>
-              </w:drawing>
-            </w:r>
-          </w:p>
-          <w:p>
-            <w:pPr>
-              <w:widowControl w:val="1"/>
-              <w:spacing w:line="240" w:lineRule="auto" w:after="100"/>
-              <w:rPr>
-                <w:color w:val="1155cc"/>
-                <w:sz w:val="20"/>
-                <w:szCs w:val="20"/>
-              </w:rPr>
-            </w:pPr>
-            <w:r>
-              <w:rPr>
-                <w:color w:val="5B6B77"/>
-                <w:iCs/>
-                <w:i/>
-                <w:sz w:val="20"/>
-                <w:szCs w:val="20"/>
-                <w:rtl w:val="0"/>
-              </w:rPr>
-              <w:t xml:space="preserve">Captura real: primera execució de rsync (còpia completa) — es transfereixen els 5 elements (3 fitxers + 2 directoris).</w:t>
+                <w:b/>
+                <w:sz w:val="20"/>
+                <w:szCs w:val="20"/>
+                <w:rtl w:val="0"/>
+              </w:rPr>
+              <w:t xml:space="preserve">Observa: </w:t>
+            </w:r>
+            <w:r>
+              <w:rPr>
+                <w:sz w:val="20"/>
+                <w:szCs w:val="20"/>
+                <w:rtl w:val="0"/>
+              </w:rPr>
+              <w:t xml:space="preserve">a les estadístiques (--stats), quants elements hi ha (Number of files) i quants fitxers s'han transferit (Number of regular files transferred)?</w:t>
             </w:r>
           </w:p>
           <w:p>
@@ -1384,84 +1334,6 @@
             </w:pPr>
             <w:r>
               <w:rPr>
-                <w:sz w:val="20"/>
-                <w:szCs w:val="20"/>
-                <w:rtl w:val="0"/>
-              </w:rPr>
-              <w:drawing>
-                <wp:inline distT="0" distB="0" distL="0" distR="0">
-                  <wp:extent cx="5760720" cy="1189309"/>
-                  <wp:effectExtent t="0" r="0" b="0" l="0"/>
-                  <wp:docPr id="2" name="" descr="" title=""/>
-                  <wp:cNvGraphicFramePr>
-                    <a:graphicFrameLocks noChangeAspect="1"/>
-                  </wp:cNvGraphicFramePr>
-                  <a:graphic>
-                    <a:graphicData uri="http://schemas.openxmlformats.org/drawingml/2006/picture">
-                      <pic:pic>
-                        <pic:nvPicPr>
-                          <pic:cNvPr id="0" name="" descr=""/>
-                          <pic:cNvPicPr>
-                            <a:picLocks noChangeAspect="1" noChangeArrowheads="1"/>
-                          </pic:cNvPicPr>
-                        </pic:nvPicPr>
-                        <pic:blipFill>
-                          <a:blip r:embed="rId9" cstate="none"/>
-                          <a:srcRect/>
-                          <a:stretch>
-                            <a:fillRect/>
-                          </a:stretch>
-                        </pic:blipFill>
-                        <pic:spPr bwMode="auto">
-                          <a:xfrm>
-                            <a:off x="0" y="0"/>
-                            <a:ext cx="5760720" cy="1189309"/>
-                          </a:xfrm>
-                          <a:prstGeom prst="rect">
-                            <a:avLst/>
-                          </a:prstGeom>
-                        </pic:spPr>
-                      </pic:pic>
-                    </a:graphicData>
-                  </a:graphic>
-                </wp:inline>
-              </w:drawing>
-            </w:r>
-          </w:p>
-          <w:p>
-            <w:pPr>
-              <w:widowControl w:val="1"/>
-              <w:spacing w:line="240" w:lineRule="auto" w:after="100"/>
-              <w:rPr>
-                <w:color w:val="1155cc"/>
-                <w:sz w:val="20"/>
-                <w:szCs w:val="20"/>
-              </w:rPr>
-            </w:pPr>
-            <w:r>
-              <w:rPr>
-                <w:color w:val="5B6B77"/>
-                <w:iCs/>
-                <w:i/>
-                <w:sz w:val="20"/>
-                <w:szCs w:val="20"/>
-                <w:rtl w:val="0"/>
-              </w:rPr>
-              <w:t xml:space="preserve">Captura real: sobreescriptura de l'informe i creació d'un fitxer de notes nou.</w:t>
-            </w:r>
-          </w:p>
-          <w:p>
-            <w:pPr>
-              <w:widowControl w:val="1"/>
-              <w:spacing w:line="240" w:lineRule="auto" w:after="100"/>
-              <w:rPr>
-                <w:color w:val="1155cc"/>
-                <w:sz w:val="20"/>
-                <w:szCs w:val="20"/>
-              </w:rPr>
-            </w:pPr>
-            <w:r>
-              <w:rPr>
                 <w:bCs/>
                 <w:b/>
                 <w:sz w:val="20"/>
@@ -1516,84 +1388,6 @@
                 <w:szCs w:val="20"/>
                 <w:rtl w:val="0"/>
               </w:rPr>
-              <w:drawing>
-                <wp:inline distT="0" distB="0" distL="0" distR="0">
-                  <wp:extent cx="5760720" cy="5547015"/>
-                  <wp:effectExtent t="0" r="0" b="0" l="0"/>
-                  <wp:docPr id="3" name="" descr="" title=""/>
-                  <wp:cNvGraphicFramePr>
-                    <a:graphicFrameLocks noChangeAspect="1"/>
-                  </wp:cNvGraphicFramePr>
-                  <a:graphic>
-                    <a:graphicData uri="http://schemas.openxmlformats.org/drawingml/2006/picture">
-                      <pic:pic>
-                        <pic:nvPicPr>
-                          <pic:cNvPr id="0" name="" descr=""/>
-                          <pic:cNvPicPr>
-                            <a:picLocks noChangeAspect="1" noChangeArrowheads="1"/>
-                          </pic:cNvPicPr>
-                        </pic:nvPicPr>
-                        <pic:blipFill>
-                          <a:blip r:embed="rId10" cstate="none"/>
-                          <a:srcRect/>
-                          <a:stretch>
-                            <a:fillRect/>
-                          </a:stretch>
-                        </pic:blipFill>
-                        <pic:spPr bwMode="auto">
-                          <a:xfrm>
-                            <a:off x="0" y="0"/>
-                            <a:ext cx="5760720" cy="5547015"/>
-                          </a:xfrm>
-                          <a:prstGeom prst="rect">
-                            <a:avLst/>
-                          </a:prstGeom>
-                        </pic:spPr>
-                      </pic:pic>
-                    </a:graphicData>
-                  </a:graphic>
-                </wp:inline>
-              </w:drawing>
-            </w:r>
-          </w:p>
-          <w:p>
-            <w:pPr>
-              <w:widowControl w:val="1"/>
-              <w:spacing w:line="240" w:lineRule="auto" w:after="100"/>
-              <w:rPr>
-                <w:color w:val="1155cc"/>
-                <w:sz w:val="20"/>
-                <w:szCs w:val="20"/>
-              </w:rPr>
-            </w:pPr>
-            <w:r>
-              <w:rPr>
-                <w:color w:val="5B6B77"/>
-                <w:iCs/>
-                <w:i/>
-                <w:sz w:val="20"/>
-                <w:szCs w:val="20"/>
-                <w:rtl w:val="0"/>
-              </w:rPr>
-              <w:t xml:space="preserve">Captura real: la segona execució només transfereix 2 fitxers (l'informe modificat i les notes noves): és el comportament incremental de rsync.</w:t>
-            </w:r>
-          </w:p>
-          <w:p>
-            <w:pPr>
-              <w:widowControl w:val="1"/>
-              <w:spacing w:line="240" w:lineRule="auto" w:after="100"/>
-              <w:rPr>
-                <w:color w:val="1155cc"/>
-                <w:sz w:val="20"/>
-                <w:szCs w:val="20"/>
-              </w:rPr>
-            </w:pPr>
-            <w:r>
-              <w:rPr>
-                <w:sz w:val="20"/>
-                <w:szCs w:val="20"/>
-                <w:rtl w:val="0"/>
-              </w:rPr>
               <w:t xml:space="preserve">Pregunta de reflexió: quants fitxers s'han transferit en aquesta segona execució, comparat amb la primera? Per què clients.csv i fotos/logo.png NO s'han tornat a transferir, si ja eren a la carpeta backup?</w:t>
             </w:r>
           </w:p>
@@ -1707,70 +1501,20 @@
             </w:pPr>
             <w:r>
               <w:rPr>
-                <w:sz w:val="20"/>
-                <w:szCs w:val="20"/>
-                <w:rtl w:val="0"/>
-              </w:rPr>
-              <w:drawing>
-                <wp:inline distT="0" distB="0" distL="0" distR="0">
-                  <wp:extent cx="5760720" cy="3549346"/>
-                  <wp:effectExtent t="0" r="0" b="0" l="0"/>
-                  <wp:docPr id="4" name="" descr="" title=""/>
-                  <wp:cNvGraphicFramePr>
-                    <a:graphicFrameLocks noChangeAspect="1"/>
-                  </wp:cNvGraphicFramePr>
-                  <a:graphic>
-                    <a:graphicData uri="http://schemas.openxmlformats.org/drawingml/2006/picture">
-                      <pic:pic>
-                        <pic:nvPicPr>
-                          <pic:cNvPr id="0" name="" descr=""/>
-                          <pic:cNvPicPr>
-                            <a:picLocks noChangeAspect="1" noChangeArrowheads="1"/>
-                          </pic:cNvPicPr>
-                        </pic:nvPicPr>
-                        <pic:blipFill>
-                          <a:blip r:embed="rId11" cstate="none"/>
-                          <a:srcRect/>
-                          <a:stretch>
-                            <a:fillRect/>
-                          </a:stretch>
-                        </pic:blipFill>
-                        <pic:spPr bwMode="auto">
-                          <a:xfrm>
-                            <a:off x="0" y="0"/>
-                            <a:ext cx="5760720" cy="3549346"/>
-                          </a:xfrm>
-                          <a:prstGeom prst="rect">
-                            <a:avLst/>
-                          </a:prstGeom>
-                        </pic:spPr>
-                      </pic:pic>
-                    </a:graphicData>
-                  </a:graphic>
-                </wp:inline>
-              </w:drawing>
-            </w:r>
-          </w:p>
-          <w:p>
-            <w:pPr>
-              <w:widowControl w:val="1"/>
-              <w:spacing w:line="240" w:lineRule="auto" w:after="100"/>
-              <w:rPr>
-                <w:color w:val="1155cc"/>
-                <w:sz w:val="20"/>
-                <w:szCs w:val="20"/>
-              </w:rPr>
-            </w:pPr>
-            <w:r>
-              <w:rPr>
-                <w:color w:val="5B6B77"/>
-                <w:iCs/>
-                <w:i/>
-                <w:sz w:val="20"/>
-                <w:szCs w:val="20"/>
-                <w:rtl w:val="0"/>
-              </w:rPr>
-              <w:t xml:space="preserve">Captura real: el fitxer esborrat a "docs" encara existeix a "backup", i es restaura amb una simple còpia.</w:t>
+                <w:b/>
+                <w:sz w:val="20"/>
+                <w:szCs w:val="20"/>
+                <w:rtl w:val="0"/>
+              </w:rPr>
+              <w:t xml:space="preserve">Observa: </w:t>
+            </w:r>
+            <w:r>
+              <w:rPr>
+                <w:sz w:val="20"/>
+                <w:szCs w:val="20"/>
+                <w:rtl w:val="0"/>
+              </w:rPr>
+              <w:t xml:space="preserve">clients.csv apareix a la carpeta docs? I a la carpeta backup?</w:t>
             </w:r>
           </w:p>
           <w:p>
@@ -2881,7 +2625,7 @@
                 <w:szCs w:val="20"/>
                 <w:rtl w:val="0"/>
               </w:rPr>
-              <w:t xml:space="preserve">Formata el segon disc (per exemple, en XFS) i munta'l manualment a /media/backup, i instal·la duplicity. En aquesta guia, per poder-ho demostrar sense una VM completa, s'utilitza una carpeta normal com a punt de muntatge simulat; als teus passos, fes-ho sobre el disc real.</w:t>
+              <w:t xml:space="preserve">Formata el segon disc (per exemple, en XFS) i munta'l manualment a /media/backup, i instal·la duplicity.</w:t>
             </w:r>
           </w:p>
           <w:p>
@@ -3003,21 +2747,383 @@
             </w:pPr>
             <w:r>
               <w:rPr>
+                <w:b/>
+                <w:sz w:val="20"/>
+                <w:szCs w:val="20"/>
+                <w:rtl w:val="0"/>
+              </w:rPr>
+              <w:t xml:space="preserve">Pas 3. </w:t>
+            </w:r>
+            <w:r>
+              <w:rPr>
+                <w:sz w:val="20"/>
+                <w:szCs w:val="20"/>
+                <w:rtl w:val="0"/>
+              </w:rPr>
+              <w:t xml:space="preserve">Fes la primera còpia de seguretat (completa) del directori de l'usuari amb duplicity, protegida amb una frase de pas pròpia (variable PASSPHRASE). Si obres un terminal nou, hauràs de tornar a definir la variable abans de les ordres següents. [CAPTURA]</w:t>
+            </w:r>
+          </w:p>
+          <w:p>
+            <w:pPr>
+              <w:pBdr>
+                <w:top w:val="single" w:color="CADCE8" w:sz="4"/>
+                <w:bottom w:val="single" w:color="CADCE8" w:sz="4"/>
+                <w:left w:val="single" w:color="CADCE8" w:sz="4"/>
+                <w:right w:val="single" w:color="CADCE8" w:sz="4"/>
+              </w:pBdr>
+              <w:shd w:fill="F4F7F9" w:val="clear"/>
+              <w:spacing w:after="160" w:before="80"/>
+              <w:jc w:val="left"/>
+            </w:pPr>
+            <w:r>
+              <w:rPr>
+                <w:rFonts w:ascii="Consolas" w:cs="Consolas" w:eastAsia="Consolas" w:hAnsi="Consolas"/>
+                <w:sz w:val="19"/>
+                <w:szCs w:val="19"/>
+              </w:rPr>
+              <w:t xml:space="preserve"># export PASSPHRASE="una frase de pas llarga"</w:t>
+            </w:r>
+            <w:r>
+              <w:br/>
+              <w:t xml:space="preserve"/>
+            </w:r>
+            <w:r>
+              <w:rPr>
+                <w:rFonts w:ascii="Consolas" w:cs="Consolas" w:eastAsia="Consolas" w:hAnsi="Consolas"/>
+                <w:sz w:val="19"/>
+                <w:szCs w:val="19"/>
+              </w:rPr>
+              <w:t xml:space="preserve"># duplicity backup /home/mgarcia file:///media/backup</w:t>
+            </w:r>
+          </w:p>
+          <w:p>
+            <w:pPr>
+              <w:widowControl w:val="1"/>
+              <w:spacing w:line="240" w:lineRule="auto" w:after="100"/>
+              <w:rPr>
+                <w:color w:val="1155cc"/>
+                <w:sz w:val="20"/>
+                <w:szCs w:val="20"/>
+              </w:rPr>
+            </w:pPr>
+            <w:r>
+              <w:rPr>
+                <w:b/>
+                <w:sz w:val="20"/>
+                <w:szCs w:val="20"/>
+                <w:rtl w:val="0"/>
+              </w:rPr>
+              <w:t xml:space="preserve">Observa: </w:t>
+            </w:r>
+            <w:r>
+              <w:rPr>
+                <w:sz w:val="20"/>
+                <w:szCs w:val="20"/>
+                <w:rtl w:val="0"/>
+              </w:rPr>
+              <w:t xml:space="preserve">quin missatge indica que duplicity ha fet una còpia completa (full)?</w:t>
+            </w:r>
+          </w:p>
+          <w:p>
+            <w:pPr>
+              <w:widowControl w:val="1"/>
+              <w:spacing w:line="240" w:lineRule="auto" w:after="100"/>
+              <w:rPr>
+                <w:color w:val="1155cc"/>
+                <w:sz w:val="20"/>
+                <w:szCs w:val="20"/>
+              </w:rPr>
+            </w:pPr>
+            <w:r>
+              <w:rPr>
+                <w:sz w:val="20"/>
+                <w:szCs w:val="20"/>
+                <w:rtl w:val="0"/>
+              </w:rPr>
+              <w:t xml:space="preserve">Pregunta de reflexió: quantes dades ha transferit ("TotalDestinationSizeChange") i com es compara amb la mida real dels 4 fitxers (40 MB)? Per què hi ha alguna diferència?</w:t>
+            </w:r>
+          </w:p>
+          <w:p>
+            <w:pPr>
+              <w:widowControl w:val="1"/>
+              <w:spacing w:line="240" w:lineRule="auto" w:after="100"/>
+              <w:rPr>
+                <w:color w:val="1155cc"/>
+                <w:sz w:val="20"/>
+                <w:szCs w:val="20"/>
+              </w:rPr>
+            </w:pPr>
+            <w:r>
+              <w:rPr>
+                <w:b/>
+                <w:sz w:val="20"/>
+                <w:szCs w:val="20"/>
+                <w:rtl w:val="0"/>
+              </w:rPr>
+              <w:t xml:space="preserve">Pas 4. </w:t>
+            </w:r>
+            <w:r>
+              <w:rPr>
+                <w:sz w:val="20"/>
+                <w:szCs w:val="20"/>
+                <w:rtl w:val="0"/>
+              </w:rPr>
+              <w:t xml:space="preserve">Esborra els fitxers originals i restaura'ls des de la còpia de seguretat amb duplicity restore, per comprovar que el procés de recuperació funciona. duplicity no restaura dins d'una carpeta que no és buida: restaura la còpia en una carpeta nova (/tmp/restaurat) i, després, copia els fitxers al seu lloc. [CAPTURA]</w:t>
+            </w:r>
+          </w:p>
+          <w:p>
+            <w:pPr>
+              <w:pBdr>
+                <w:top w:val="single" w:color="CADCE8" w:sz="4"/>
+                <w:bottom w:val="single" w:color="CADCE8" w:sz="4"/>
+                <w:left w:val="single" w:color="CADCE8" w:sz="4"/>
+                <w:right w:val="single" w:color="CADCE8" w:sz="4"/>
+              </w:pBdr>
+              <w:shd w:fill="F4F7F9" w:val="clear"/>
+              <w:spacing w:after="160" w:before="80"/>
+              <w:jc w:val="left"/>
+            </w:pPr>
+            <w:r>
+              <w:rPr>
+                <w:rFonts w:ascii="Consolas" w:cs="Consolas" w:eastAsia="Consolas" w:hAnsi="Consolas"/>
+                <w:sz w:val="19"/>
+                <w:szCs w:val="19"/>
+              </w:rPr>
+              <w:t xml:space="preserve"># rm /home/mgarcia/doc_client_*.dat</w:t>
+            </w:r>
+            <w:r>
+              <w:br/>
+              <w:t xml:space="preserve"/>
+            </w:r>
+            <w:r>
+              <w:rPr>
+                <w:rFonts w:ascii="Consolas" w:cs="Consolas" w:eastAsia="Consolas" w:hAnsi="Consolas"/>
+                <w:sz w:val="19"/>
+                <w:szCs w:val="19"/>
+              </w:rPr>
+              <w:t xml:space="preserve"># ls /home/mgarcia</w:t>
+            </w:r>
+            <w:r>
+              <w:br/>
+              <w:t xml:space="preserve"/>
+            </w:r>
+            <w:r>
+              <w:rPr>
+                <w:rFonts w:ascii="Consolas" w:cs="Consolas" w:eastAsia="Consolas" w:hAnsi="Consolas"/>
+                <w:sz w:val="19"/>
+                <w:szCs w:val="19"/>
+              </w:rPr>
+              <w:t xml:space="preserve"># duplicity restore file:///media/backup /tmp/restaurat</w:t>
+            </w:r>
+            <w:r>
+              <w:br/>
+              <w:t xml:space="preserve"/>
+            </w:r>
+            <w:r>
+              <w:rPr>
+                <w:rFonts w:ascii="Consolas" w:cs="Consolas" w:eastAsia="Consolas" w:hAnsi="Consolas"/>
+                <w:sz w:val="19"/>
+                <w:szCs w:val="19"/>
+              </w:rPr>
+              <w:t xml:space="preserve"># cp /tmp/restaurat/doc_client_*.dat /home/mgarcia/</w:t>
+            </w:r>
+            <w:r>
+              <w:br/>
+              <w:t xml:space="preserve"/>
+            </w:r>
+            <w:r>
+              <w:rPr>
+                <w:rFonts w:ascii="Consolas" w:cs="Consolas" w:eastAsia="Consolas" w:hAnsi="Consolas"/>
+                <w:sz w:val="19"/>
+                <w:szCs w:val="19"/>
+              </w:rPr>
+              <w:t xml:space="preserve"># ls -lh /home/mgarcia</w:t>
+            </w:r>
+          </w:p>
+          <w:p>
+            <w:pPr>
+              <w:widowControl w:val="1"/>
+              <w:spacing w:line="240" w:lineRule="auto" w:after="100"/>
+              <w:rPr>
+                <w:color w:val="1155cc"/>
+                <w:sz w:val="20"/>
+                <w:szCs w:val="20"/>
+              </w:rPr>
+            </w:pPr>
+            <w:r>
+              <w:rPr>
+                <w:b/>
+                <w:sz w:val="20"/>
+                <w:szCs w:val="20"/>
+                <w:rtl w:val="0"/>
+              </w:rPr>
+              <w:t xml:space="preserve">Observa: </w:t>
+            </w:r>
+            <w:r>
+              <w:rPr>
+                <w:sz w:val="20"/>
+                <w:szCs w:val="20"/>
+                <w:rtl w:val="0"/>
+              </w:rPr>
+              <w:t xml:space="preserve">quins fitxers hi ha a /home/mgarcia abans i després de la restauració?</w:t>
+            </w:r>
+          </w:p>
+          <w:p>
+            <w:pPr>
+              <w:widowControl w:val="1"/>
+              <w:spacing w:line="240" w:lineRule="auto" w:after="100"/>
+              <w:rPr>
+                <w:color w:val="1155cc"/>
+                <w:sz w:val="20"/>
+                <w:szCs w:val="20"/>
+              </w:rPr>
+            </w:pPr>
+            <w:r>
+              <w:rPr>
+                <w:b/>
+                <w:sz w:val="20"/>
+                <w:szCs w:val="20"/>
+                <w:rtl w:val="0"/>
+              </w:rPr>
+              <w:t xml:space="preserve">Pas 5. </w:t>
+            </w:r>
+            <w:r>
+              <w:rPr>
+                <w:sz w:val="20"/>
+                <w:szCs w:val="20"/>
+                <w:rtl w:val="0"/>
+              </w:rPr>
+              <w:t xml:space="preserve">Afegeix un nou fitxer de 4 MB i torna a fer una còpia amb la mateixa ordre. Observa com ara es fa una còpia incremental, i mira quins fitxers hi ha a la carpeta de còpies. [CAPTURA]</w:t>
+            </w:r>
+          </w:p>
+          <w:p>
+            <w:pPr>
+              <w:pBdr>
+                <w:top w:val="single" w:color="CADCE8" w:sz="4"/>
+                <w:bottom w:val="single" w:color="CADCE8" w:sz="4"/>
+                <w:left w:val="single" w:color="CADCE8" w:sz="4"/>
+                <w:right w:val="single" w:color="CADCE8" w:sz="4"/>
+              </w:pBdr>
+              <w:shd w:fill="F4F7F9" w:val="clear"/>
+              <w:spacing w:after="160" w:before="80"/>
+              <w:jc w:val="left"/>
+            </w:pPr>
+            <w:r>
+              <w:rPr>
+                <w:rFonts w:ascii="Consolas" w:cs="Consolas" w:eastAsia="Consolas" w:hAnsi="Consolas"/>
+                <w:sz w:val="19"/>
+                <w:szCs w:val="19"/>
+              </w:rPr>
+              <w:t xml:space="preserve"># dd if=/dev/urandom of=/home/mgarcia/doc_client_5.dat bs=1M count=4</w:t>
+            </w:r>
+            <w:r>
+              <w:br/>
+              <w:t xml:space="preserve"/>
+            </w:r>
+            <w:r>
+              <w:rPr>
+                <w:rFonts w:ascii="Consolas" w:cs="Consolas" w:eastAsia="Consolas" w:hAnsi="Consolas"/>
+                <w:sz w:val="19"/>
+                <w:szCs w:val="19"/>
+              </w:rPr>
+              <w:t xml:space="preserve"># duplicity backup /home/mgarcia file:///media/backup</w:t>
+            </w:r>
+          </w:p>
+          <w:p>
+            <w:pPr>
+              <w:pBdr>
+                <w:top w:val="single" w:color="CADCE8" w:sz="4"/>
+                <w:bottom w:val="single" w:color="CADCE8" w:sz="4"/>
+                <w:left w:val="single" w:color="CADCE8" w:sz="4"/>
+                <w:right w:val="single" w:color="CADCE8" w:sz="4"/>
+              </w:pBdr>
+              <w:shd w:fill="F4F7F9" w:val="clear"/>
+              <w:spacing w:after="160" w:before="80"/>
+              <w:jc w:val="left"/>
+            </w:pPr>
+            <w:r>
+              <w:rPr>
+                <w:rFonts w:ascii="Consolas" w:cs="Consolas" w:eastAsia="Consolas" w:hAnsi="Consolas"/>
+                <w:sz w:val="19"/>
+                <w:szCs w:val="19"/>
+              </w:rPr>
+              <w:t xml:space="preserve"># ls -lh /media/backup</w:t>
+            </w:r>
+          </w:p>
+          <w:p>
+            <w:pPr>
+              <w:widowControl w:val="1"/>
+              <w:spacing w:line="240" w:lineRule="auto" w:after="100"/>
+              <w:rPr>
+                <w:color w:val="1155cc"/>
+                <w:sz w:val="20"/>
+                <w:szCs w:val="20"/>
+              </w:rPr>
+            </w:pPr>
+            <w:r>
+              <w:rPr>
+                <w:b/>
+                <w:sz w:val="20"/>
+                <w:szCs w:val="20"/>
+                <w:rtl w:val="0"/>
+              </w:rPr>
+              <w:t xml:space="preserve">Observa: </w:t>
+            </w:r>
+            <w:r>
+              <w:rPr>
+                <w:sz w:val="20"/>
+                <w:szCs w:val="20"/>
+                <w:rtl w:val="0"/>
+              </w:rPr>
+              <w:t xml:space="preserve">quants fitxers nous (NewFiles) ha detectat la segona còpia? Quins fitxers hi ha ara a /media/backup i quina mida tenen?</w:t>
+            </w:r>
+          </w:p>
+          <w:p>
+            <w:pPr>
+              <w:widowControl w:val="1"/>
+              <w:spacing w:line="240" w:lineRule="auto" w:after="100"/>
+              <w:rPr>
+                <w:color w:val="1155cc"/>
+                <w:sz w:val="20"/>
+                <w:szCs w:val="20"/>
+              </w:rPr>
+            </w:pPr>
+            <w:r>
+              <w:rPr>
+                <w:sz w:val="20"/>
+                <w:szCs w:val="20"/>
+                <w:rtl w:val="0"/>
+              </w:rPr>
+              <w:t xml:space="preserve">Pregunta de reflexió: quina relació té això amb el que vau estudiar sobre còpies completes/incrementals al temari de l'AA3? On veus reflectida aquesta diferència als noms dels fitxers de /media/backup?</w:t>
+            </w:r>
+          </w:p>
+          <w:p>
+            <w:pPr>
+              <w:widowControl w:val="1"/>
+              <w:spacing w:line="240" w:lineRule="auto" w:after="100"/>
+              <w:rPr>
+                <w:color w:val="1155cc"/>
+                <w:sz w:val="20"/>
+                <w:szCs w:val="20"/>
+              </w:rPr>
+            </w:pPr>
+            <w:r>
+              <w:rPr>
                 <w:bCs/>
                 <w:b/>
                 <w:sz w:val="20"/>
                 <w:szCs w:val="20"/>
                 <w:rtl w:val="0"/>
               </w:rPr>
-              <w:t xml:space="preserve">Pas 3. </w:t>
-            </w:r>
-            <w:r>
-              <w:rPr>
-                <w:sz w:val="20"/>
-                <w:szCs w:val="20"/>
-                <w:rtl w:val="0"/>
-              </w:rPr>
-              <w:t xml:space="preserve">Fes la primera còpia de seguretat (completa) del directori de l'usuari amb duplicity, protegida amb una frase de pas (PASSPHRASE).</w:t>
+              <w:t xml:space="preserve">Pas 6. </w:t>
+            </w:r>
+            <w:r>
+              <w:rPr>
+                <w:sz w:val="20"/>
+                <w:szCs w:val="20"/>
+                <w:rtl w:val="0"/>
+              </w:rPr>
+              <w:t xml:space="preserve">Desmunta la unitat de backup (per seguretat, ha d'estar desmuntada per defecte): mount /media/backup / umount /media/backup, muntant-la només durant l'execució de la còpia.</w:t>
             </w:r>
           </w:p>
           <w:p>
@@ -3032,449 +3138,11 @@
             </w:pPr>
             <w:r>
               <w:rPr>
-                <w:sz w:val="20"/>
-                <w:szCs w:val="20"/>
-                <w:rtl w:val="0"/>
-              </w:rPr>
-              <w:drawing>
-                <wp:inline distT="0" distB="0" distL="0" distR="0">
-                  <wp:extent cx="5760720" cy="3595804"/>
-                  <wp:effectExtent t="0" r="0" b="0" l="0"/>
-                  <wp:docPr id="5" name="" descr="" title=""/>
-                  <wp:cNvGraphicFramePr>
-                    <a:graphicFrameLocks noChangeAspect="1"/>
-                  </wp:cNvGraphicFramePr>
-                  <a:graphic>
-                    <a:graphicData uri="http://schemas.openxmlformats.org/drawingml/2006/picture">
-                      <pic:pic>
-                        <pic:nvPicPr>
-                          <pic:cNvPr id="0" name="" descr=""/>
-                          <pic:cNvPicPr>
-                            <a:picLocks noChangeAspect="1" noChangeArrowheads="1"/>
-                          </pic:cNvPicPr>
-                        </pic:nvPicPr>
-                        <pic:blipFill>
-                          <a:blip r:embed="rId16" cstate="none"/>
-                          <a:srcRect/>
-                          <a:stretch>
-                            <a:fillRect/>
-                          </a:stretch>
-                        </pic:blipFill>
-                        <pic:spPr bwMode="auto">
-                          <a:xfrm>
-                            <a:off x="0" y="0"/>
-                            <a:ext cx="5760720" cy="3595804"/>
-                          </a:xfrm>
-                          <a:prstGeom prst="rect">
-                            <a:avLst/>
-                          </a:prstGeom>
-                        </pic:spPr>
-                      </pic:pic>
-                    </a:graphicData>
-                  </a:graphic>
-                </wp:inline>
-              </w:drawing>
-            </w:r>
-          </w:p>
-          <w:p>
-            <w:pPr>
-              <w:widowControl w:val="1"/>
-              <w:spacing w:line="240" w:lineRule="auto" w:after="100"/>
-              <w:rPr>
-                <w:color w:val="1155cc"/>
-                <w:sz w:val="20"/>
-                <w:szCs w:val="20"/>
-              </w:rPr>
-            </w:pPr>
-            <w:r>
-              <w:rPr>
-                <w:color w:val="5B6B77"/>
-                <w:iCs/>
-                <w:i/>
-                <w:sz w:val="20"/>
-                <w:szCs w:val="20"/>
-                <w:rtl w:val="0"/>
-              </w:rPr>
-              <w:t xml:space="preserve">Captura real: primera còpia completa amb duplicity. Fixa't que, en no trobar cap signatura prèvia, fa automàticament una còpia "full".</w:t>
-            </w:r>
-          </w:p>
-          <w:p>
-            <w:pPr>
-              <w:widowControl w:val="1"/>
-              <w:spacing w:line="240" w:lineRule="auto" w:after="100"/>
-              <w:rPr>
-                <w:color w:val="1155cc"/>
-                <w:sz w:val="20"/>
-                <w:szCs w:val="20"/>
-              </w:rPr>
-            </w:pPr>
-            <w:r>
-              <w:rPr>
-                <w:sz w:val="20"/>
-                <w:szCs w:val="20"/>
-                <w:rtl w:val="0"/>
-              </w:rPr>
-              <w:t xml:space="preserve">Pregunta de reflexió: quantes dades ha transferit ("TotalDestinationSizeChange") i com es compara amb la mida real dels 4 fitxers (40 MB)? Per què hi ha alguna diferència?</w:t>
-            </w:r>
-          </w:p>
-          <w:p>
-            <w:pPr>
-              <w:widowControl w:val="1"/>
-              <w:spacing w:line="240" w:lineRule="auto" w:after="100"/>
-              <w:rPr>
-                <w:color w:val="1155cc"/>
-                <w:sz w:val="20"/>
-                <w:szCs w:val="20"/>
-              </w:rPr>
-            </w:pPr>
-            <w:r>
-              <w:rPr>
-                <w:bCs/>
                 <w:b/>
                 <w:sz w:val="20"/>
                 <w:szCs w:val="20"/>
                 <w:rtl w:val="0"/>
               </w:rPr>
-              <w:t xml:space="preserve">Pas 4. </w:t>
-            </w:r>
-            <w:r>
-              <w:rPr>
-                <w:sz w:val="20"/>
-                <w:szCs w:val="20"/>
-                <w:rtl w:val="0"/>
-              </w:rPr>
-              <w:t xml:space="preserve">Esborra els fitxers originals i restaura'ls des de la còpia de seguretat amb duplicity restore, per comprovar que el procés de recuperació funciona.</w:t>
-            </w:r>
-          </w:p>
-          <w:p>
-            <w:pPr>
-              <w:widowControl w:val="1"/>
-              <w:spacing w:line="240" w:lineRule="auto" w:after="100"/>
-              <w:rPr>
-                <w:color w:val="1155cc"/>
-                <w:sz w:val="20"/>
-                <w:szCs w:val="20"/>
-              </w:rPr>
-            </w:pPr>
-            <w:r>
-              <w:rPr>
-                <w:sz w:val="20"/>
-                <w:szCs w:val="20"/>
-                <w:rtl w:val="0"/>
-              </w:rPr>
-              <w:drawing>
-                <wp:inline distT="0" distB="0" distL="0" distR="0">
-                  <wp:extent cx="5760720" cy="3391391"/>
-                  <wp:effectExtent t="0" r="0" b="0" l="0"/>
-                  <wp:docPr id="6" name="" descr="" title=""/>
-                  <wp:cNvGraphicFramePr>
-                    <a:graphicFrameLocks noChangeAspect="1"/>
-                  </wp:cNvGraphicFramePr>
-                  <a:graphic>
-                    <a:graphicData uri="http://schemas.openxmlformats.org/drawingml/2006/picture">
-                      <pic:pic>
-                        <pic:nvPicPr>
-                          <pic:cNvPr id="0" name="" descr=""/>
-                          <pic:cNvPicPr>
-                            <a:picLocks noChangeAspect="1" noChangeArrowheads="1"/>
-                          </pic:cNvPicPr>
-                        </pic:nvPicPr>
-                        <pic:blipFill>
-                          <a:blip r:embed="rId17" cstate="none"/>
-                          <a:srcRect/>
-                          <a:stretch>
-                            <a:fillRect/>
-                          </a:stretch>
-                        </pic:blipFill>
-                        <pic:spPr bwMode="auto">
-                          <a:xfrm>
-                            <a:off x="0" y="0"/>
-                            <a:ext cx="5760720" cy="3391391"/>
-                          </a:xfrm>
-                          <a:prstGeom prst="rect">
-                            <a:avLst/>
-                          </a:prstGeom>
-                        </pic:spPr>
-                      </pic:pic>
-                    </a:graphicData>
-                  </a:graphic>
-                </wp:inline>
-              </w:drawing>
-            </w:r>
-          </w:p>
-          <w:p>
-            <w:pPr>
-              <w:widowControl w:val="1"/>
-              <w:spacing w:line="240" w:lineRule="auto" w:after="100"/>
-              <w:rPr>
-                <w:color w:val="1155cc"/>
-                <w:sz w:val="20"/>
-                <w:szCs w:val="20"/>
-              </w:rPr>
-            </w:pPr>
-            <w:r>
-              <w:rPr>
-                <w:color w:val="5B6B77"/>
-                <w:iCs/>
-                <w:i/>
-                <w:sz w:val="20"/>
-                <w:szCs w:val="20"/>
-                <w:rtl w:val="0"/>
-              </w:rPr>
-              <w:t xml:space="preserve">Captura real: esborrat dels 4 fitxers i restauració completa des de la còpia amb "duplicity restore".</w:t>
-            </w:r>
-          </w:p>
-          <w:p>
-            <w:pPr>
-              <w:widowControl w:val="1"/>
-              <w:spacing w:line="240" w:lineRule="auto" w:after="100"/>
-              <w:rPr>
-                <w:color w:val="1155cc"/>
-                <w:sz w:val="20"/>
-                <w:szCs w:val="20"/>
-              </w:rPr>
-            </w:pPr>
-            <w:r>
-              <w:rPr>
-                <w:bCs/>
-                <w:b/>
-                <w:sz w:val="20"/>
-                <w:szCs w:val="20"/>
-                <w:rtl w:val="0"/>
-              </w:rPr>
-              <w:t xml:space="preserve">Pas 5. </w:t>
-            </w:r>
-            <w:r>
-              <w:rPr>
-                <w:sz w:val="20"/>
-                <w:szCs w:val="20"/>
-                <w:rtl w:val="0"/>
-              </w:rPr>
-              <w:t xml:space="preserve">Afegeix un nou fitxer de 4 MB i torna a fer una còpia amb la mateixa ordre. Observa com ara es fa una còpia incremental.</w:t>
-            </w:r>
-          </w:p>
-          <w:p>
-            <w:pPr>
-              <w:widowControl w:val="1"/>
-              <w:spacing w:line="240" w:lineRule="auto" w:after="100"/>
-              <w:rPr>
-                <w:color w:val="1155cc"/>
-                <w:sz w:val="20"/>
-                <w:szCs w:val="20"/>
-              </w:rPr>
-            </w:pPr>
-            <w:r>
-              <w:rPr>
-                <w:sz w:val="20"/>
-                <w:szCs w:val="20"/>
-                <w:rtl w:val="0"/>
-              </w:rPr>
-              <w:drawing>
-                <wp:inline distT="0" distB="0" distL="0" distR="0">
-                  <wp:extent cx="5760720" cy="4153293"/>
-                  <wp:effectExtent t="0" r="0" b="0" l="0"/>
-                  <wp:docPr id="7" name="" descr="" title=""/>
-                  <wp:cNvGraphicFramePr>
-                    <a:graphicFrameLocks noChangeAspect="1"/>
-                  </wp:cNvGraphicFramePr>
-                  <a:graphic>
-                    <a:graphicData uri="http://schemas.openxmlformats.org/drawingml/2006/picture">
-                      <pic:pic>
-                        <pic:nvPicPr>
-                          <pic:cNvPr id="0" name="" descr=""/>
-                          <pic:cNvPicPr>
-                            <a:picLocks noChangeAspect="1" noChangeArrowheads="1"/>
-                          </pic:cNvPicPr>
-                        </pic:nvPicPr>
-                        <pic:blipFill>
-                          <a:blip r:embed="rId18" cstate="none"/>
-                          <a:srcRect/>
-                          <a:stretch>
-                            <a:fillRect/>
-                          </a:stretch>
-                        </pic:blipFill>
-                        <pic:spPr bwMode="auto">
-                          <a:xfrm>
-                            <a:off x="0" y="0"/>
-                            <a:ext cx="5760720" cy="4153293"/>
-                          </a:xfrm>
-                          <a:prstGeom prst="rect">
-                            <a:avLst/>
-                          </a:prstGeom>
-                        </pic:spPr>
-                      </pic:pic>
-                    </a:graphicData>
-                  </a:graphic>
-                </wp:inline>
-              </w:drawing>
-            </w:r>
-          </w:p>
-          <w:p>
-            <w:pPr>
-              <w:widowControl w:val="1"/>
-              <w:spacing w:line="240" w:lineRule="auto" w:after="100"/>
-              <w:rPr>
-                <w:color w:val="1155cc"/>
-                <w:sz w:val="20"/>
-                <w:szCs w:val="20"/>
-              </w:rPr>
-            </w:pPr>
-            <w:r>
-              <w:rPr>
-                <w:color w:val="5B6B77"/>
-                <w:iCs/>
-                <w:i/>
-                <w:sz w:val="20"/>
-                <w:szCs w:val="20"/>
-                <w:rtl w:val="0"/>
-              </w:rPr>
-              <w:t xml:space="preserve">Captura real: la segona còpia només detecta "NewFiles 2" (el fitxer nou i el seu directori): és una còpia incremental, no una còpia completa nova.</w:t>
-            </w:r>
-          </w:p>
-          <w:p>
-            <w:pPr>
-              <w:widowControl w:val="1"/>
-              <w:spacing w:line="240" w:lineRule="auto" w:after="100"/>
-              <w:rPr>
-                <w:color w:val="1155cc"/>
-                <w:sz w:val="20"/>
-                <w:szCs w:val="20"/>
-              </w:rPr>
-            </w:pPr>
-            <w:r>
-              <w:rPr>
-                <w:sz w:val="20"/>
-                <w:szCs w:val="20"/>
-                <w:rtl w:val="0"/>
-              </w:rPr>
-              <w:drawing>
-                <wp:inline distT="0" distB="0" distL="0" distR="0">
-                  <wp:extent cx="5760720" cy="1514511"/>
-                  <wp:effectExtent t="0" r="0" b="0" l="0"/>
-                  <wp:docPr id="8" name="" descr="" title=""/>
-                  <wp:cNvGraphicFramePr>
-                    <a:graphicFrameLocks noChangeAspect="1"/>
-                  </wp:cNvGraphicFramePr>
-                  <a:graphic>
-                    <a:graphicData uri="http://schemas.openxmlformats.org/drawingml/2006/picture">
-                      <pic:pic>
-                        <pic:nvPicPr>
-                          <pic:cNvPr id="0" name="" descr=""/>
-                          <pic:cNvPicPr>
-                            <a:picLocks noChangeAspect="1" noChangeArrowheads="1"/>
-                          </pic:cNvPicPr>
-                        </pic:nvPicPr>
-                        <pic:blipFill>
-                          <a:blip r:embed="rId19" cstate="none"/>
-                          <a:srcRect/>
-                          <a:stretch>
-                            <a:fillRect/>
-                          </a:stretch>
-                        </pic:blipFill>
-                        <pic:spPr bwMode="auto">
-                          <a:xfrm>
-                            <a:off x="0" y="0"/>
-                            <a:ext cx="5760720" cy="1514511"/>
-                          </a:xfrm>
-                          <a:prstGeom prst="rect">
-                            <a:avLst/>
-                          </a:prstGeom>
-                        </pic:spPr>
-                      </pic:pic>
-                    </a:graphicData>
-                  </a:graphic>
-                </wp:inline>
-              </w:drawing>
-            </w:r>
-          </w:p>
-          <w:p>
-            <w:pPr>
-              <w:widowControl w:val="1"/>
-              <w:spacing w:line="240" w:lineRule="auto" w:after="100"/>
-              <w:rPr>
-                <w:color w:val="1155cc"/>
-                <w:sz w:val="20"/>
-                <w:szCs w:val="20"/>
-              </w:rPr>
-            </w:pPr>
-            <w:r>
-              <w:rPr>
-                <w:color w:val="5B6B77"/>
-                <w:iCs/>
-                <w:i/>
-                <w:sz w:val="20"/>
-                <w:szCs w:val="20"/>
-                <w:rtl w:val="0"/>
-              </w:rPr>
-              <w:t xml:space="preserve">Captura real: contingut de la carpeta de còpies. S'hi veuen els fitxers "full" (la primera còpia, 41 MB) i "inc" (la còpia incremental, 4,1 MB) per separat, tots xifrats (extensió .gpg).</w:t>
-            </w:r>
-          </w:p>
-          <w:p>
-            <w:pPr>
-              <w:widowControl w:val="1"/>
-              <w:spacing w:line="240" w:lineRule="auto" w:after="100"/>
-              <w:rPr>
-                <w:color w:val="1155cc"/>
-                <w:sz w:val="20"/>
-                <w:szCs w:val="20"/>
-              </w:rPr>
-            </w:pPr>
-            <w:r>
-              <w:rPr>
-                <w:sz w:val="20"/>
-                <w:szCs w:val="20"/>
-                <w:rtl w:val="0"/>
-              </w:rPr>
-              <w:t xml:space="preserve">Pregunta de reflexió: quina relació té això amb el que vau estudiar sobre còpies completes/incrementals al temari de l'AA3? On veus reflectida aquesta diferència als noms dels fitxers de la captura anterior?</w:t>
-            </w:r>
-          </w:p>
-          <w:p>
-            <w:pPr>
-              <w:widowControl w:val="1"/>
-              <w:spacing w:line="240" w:lineRule="auto" w:after="100"/>
-              <w:rPr>
-                <w:color w:val="1155cc"/>
-                <w:sz w:val="20"/>
-                <w:szCs w:val="20"/>
-              </w:rPr>
-            </w:pPr>
-            <w:r>
-              <w:rPr>
-                <w:bCs/>
-                <w:b/>
-                <w:sz w:val="20"/>
-                <w:szCs w:val="20"/>
-                <w:rtl w:val="0"/>
-              </w:rPr>
-              <w:t xml:space="preserve">Pas 6. </w:t>
-            </w:r>
-            <w:r>
-              <w:rPr>
-                <w:sz w:val="20"/>
-                <w:szCs w:val="20"/>
-                <w:rtl w:val="0"/>
-              </w:rPr>
-              <w:t xml:space="preserve">Desmunta la unitat de backup (per seguretat, ha d'estar desmuntada per defecte): mount /media/backup / umount /media/backup, muntant-la només durant l'execució de la còpia.</w:t>
-            </w:r>
-          </w:p>
-          <w:p>
-            <w:pPr>
-              <w:widowControl w:val="1"/>
-              <w:spacing w:line="240" w:lineRule="auto" w:after="100"/>
-              <w:rPr>
-                <w:color w:val="1155cc"/>
-                <w:sz w:val="20"/>
-                <w:szCs w:val="20"/>
-              </w:rPr>
-            </w:pPr>
-            <w:r>
-              <w:rPr>
-                <w:bCs/>
-                <w:b/>
-                <w:sz w:val="20"/>
-                <w:szCs w:val="20"/>
-                <w:rtl w:val="0"/>
-              </w:rPr>
               <w:t xml:space="preserve">Pas 7. </w:t>
             </w:r>
             <w:r>
@@ -3483,85 +3151,7 @@
                 <w:szCs w:val="20"/>
                 <w:rtl w:val="0"/>
               </w:rPr>
-              <w:t xml:space="preserve">Automatitza el procés amb dos scripts i el planificador cron: fullbackup.sh (còpia completa, cada diumenge a les 23:00) i incrbackup.sh (còpia incremental, de dilluns a dissabte a les 23:00). Els dos scripts munten la unitat de backup, fan la còpia, i la desmunten en acabar.</w:t>
-            </w:r>
-          </w:p>
-          <w:p>
-            <w:pPr>
-              <w:widowControl w:val="1"/>
-              <w:spacing w:line="240" w:lineRule="auto" w:after="100"/>
-              <w:rPr>
-                <w:color w:val="1155cc"/>
-                <w:sz w:val="20"/>
-                <w:szCs w:val="20"/>
-              </w:rPr>
-            </w:pPr>
-            <w:r>
-              <w:rPr>
-                <w:sz w:val="20"/>
-                <w:szCs w:val="20"/>
-                <w:rtl w:val="0"/>
-              </w:rPr>
-              <w:drawing>
-                <wp:inline distT="0" distB="0" distL="0" distR="0">
-                  <wp:extent cx="5760720" cy="1040646"/>
-                  <wp:effectExtent t="0" r="0" b="0" l="0"/>
-                  <wp:docPr id="9" name="" descr="" title=""/>
-                  <wp:cNvGraphicFramePr>
-                    <a:graphicFrameLocks noChangeAspect="1"/>
-                  </wp:cNvGraphicFramePr>
-                  <a:graphic>
-                    <a:graphicData uri="http://schemas.openxmlformats.org/drawingml/2006/picture">
-                      <pic:pic>
-                        <pic:nvPicPr>
-                          <pic:cNvPr id="0" name="" descr=""/>
-                          <pic:cNvPicPr>
-                            <a:picLocks noChangeAspect="1" noChangeArrowheads="1"/>
-                          </pic:cNvPicPr>
-                        </pic:nvPicPr>
-                        <pic:blipFill>
-                          <a:blip r:embed="rId20" cstate="none"/>
-                          <a:srcRect/>
-                          <a:stretch>
-                            <a:fillRect/>
-                          </a:stretch>
-                        </pic:blipFill>
-                        <pic:spPr bwMode="auto">
-                          <a:xfrm>
-                            <a:off x="0" y="0"/>
-                            <a:ext cx="5760720" cy="1040646"/>
-                          </a:xfrm>
-                          <a:prstGeom prst="rect">
-                            <a:avLst/>
-                          </a:prstGeom>
-                        </pic:spPr>
-                      </pic:pic>
-                    </a:graphicData>
-                  </a:graphic>
-                </wp:inline>
-              </w:drawing>
-            </w:r>
-          </w:p>
-          <w:p>
-            <w:pPr>
-              <w:widowControl w:val="1"/>
-              <w:spacing w:line="240" w:lineRule="auto" w:after="100"/>
-              <w:rPr>
-                <w:color w:val="1155cc"/>
-                <w:sz w:val="20"/>
-                <w:szCs w:val="20"/>
-              </w:rPr>
-            </w:pPr>
-            <w:r>
-              <w:rPr>
-                <w:color w:val="5B6B77"/>
-                <w:iCs/>
-                <w:i/>
-                <w:sz w:val="20"/>
-                <w:szCs w:val="20"/>
-                <w:rtl w:val="0"/>
-              </w:rPr>
-              <w:t xml:space="preserve">Captura real: contingut de l'script fullbackup.sh i planificació a crontab (root) amb els horaris indicats.</w:t>
+              <w:t xml:space="preserve">Automatitza el procés amb dos scripts i el planificador cron: fullbackup.sh (còpia completa, cada diumenge a les 23:00) i incrbackup.sh (còpia incremental, de dilluns a dissabte a les 23:00). Els dos scripts munten la unitat de backup, fan la còpia, i la desmunten en acabar. Programa'ls amb crontab -e i comprova la planificació amb crontab -l. [CAPTURA]</w:t>
             </w:r>
           </w:p>
           <w:p>

--- a/RA2 - Emmagatzematge i copies de seguretat/AA3 - Copies de seguretat/A2.3_Activitats_Copies_de_seguretat.docx
+++ b/RA2 - Emmagatzematge i copies de seguretat/AA3 - Copies de seguretat/A2.3_Activitats_Copies_de_seguretat.docx
@@ -532,15 +532,15 @@
                 <w:szCs w:val="20"/>
                 <w:rtl w:val="0"/>
               </w:rPr>
-              <w:t xml:space="preserve">Pràctica guiada (Parts 1 i 2). </w:t>
-            </w:r>
-            <w:r>
-              <w:rPr>
-                <w:sz w:val="20"/>
-                <w:szCs w:val="20"/>
-                <w:rtl w:val="0"/>
-              </w:rPr>
-              <w:t xml:space="preserve">Torneu a treballar com a tècnics de Puig Castellar Tech, la consultoria informàtica simulada del cicle SMX de l'Institut Puig Castellar. El client "Muntatges i Serveis Tècnics SL" us demana implementar en la pràctica una política de còpies de seguretat basada en l'esquema 3-2-1, elaborant guies tècniques amb proves de concepte perquè el seu propi personal pugui implantar-la. Es treballen dues eines de backup molt utilitzades a l'empresa real: Duplicati (amb interfície gràfica, a Windows) i Duplicity (per línia d'ordres, a Linux).</w:t>
+              <w:t xml:space="preserve">Pràctica guiada (Parts 1, 2 i 3). </w:t>
+            </w:r>
+            <w:r>
+              <w:rPr>
+                <w:sz w:val="20"/>
+                <w:szCs w:val="20"/>
+                <w:rtl w:val="0"/>
+              </w:rPr>
+              <w:t xml:space="preserve">Torneu a treballar com a tècnics de Puig Castellar Tech, la consultoria informàtica simulada del cicle SMX de l'Institut Puig Castellar. El client "Muntatges i Serveis Tècnics SL" us demana implementar en la pràctica una política de còpies de seguretat basada en l'esquema 3-2-1, elaborant guies tècniques amb proves de concepte perquè el seu propi personal pugui implantar-la. Es treballen dues eines de backup molt utilitzades a l'empresa real: Duplicati (amb interfície gràfica, a Windows; ampliació opcional) i Duplicity (per línia d'ordres, a Linux), automatitzades amb cron. A la Part 3 completareu la regla 3-2-1 amb una còpia remota a un servidor de còpies amb Restic.</w:t>
             </w:r>
           </w:p>
           <w:p>
@@ -2236,7 +2236,7 @@
                 <w:rFonts w:ascii="Verdana" w:cs="Verdana" w:eastAsia="Verdana" w:hAnsi="Verdana"/>
                 <w:rtl w:val="0"/>
               </w:rPr>
-              <w:t xml:space="preserve">Pràctica guiada · Part 1 · Windows: còpia de l'equip del director amb Duplicati</w:t>
+              <w:t xml:space="preserve">Pràctica guiada · Part 1 · Windows: còpia de l'equip del director amb Duplicati (ampliació opcional)</w:t>
             </w:r>
           </w:p>
         </w:tc>
@@ -3143,15 +3143,131 @@
                 <w:szCs w:val="20"/>
                 <w:rtl w:val="0"/>
               </w:rPr>
-              <w:t xml:space="preserve">Pas 7. </w:t>
-            </w:r>
-            <w:r>
-              <w:rPr>
-                <w:sz w:val="20"/>
-                <w:szCs w:val="20"/>
-                <w:rtl w:val="0"/>
-              </w:rPr>
-              <w:t xml:space="preserve">Automatitza el procés amb dos scripts i el planificador cron: fullbackup.sh (còpia completa, cada diumenge a les 23:00) i incrbackup.sh (còpia incremental, de dilluns a dissabte a les 23:00). Els dos scripts munten la unitat de backup, fan la còpia, i la desmunten en acabar. Programa'ls amb crontab -e i comprova la planificació amb crontab -l. [CAPTURA]</w:t>
+              <w:t xml:space="preserve">Pas 7 (per objectius). </w:t>
+            </w:r>
+            <w:r>
+              <w:rPr>
+                <w:sz w:val="20"/>
+                <w:szCs w:val="20"/>
+                <w:rtl w:val="0"/>
+              </w:rPr>
+              <w:t xml:space="preserve">Automatitza les còpies amb cron. En aquest pas no et donem les ordres: fes servir els recursos indicats i documenta el que facis.</w:t>
+            </w:r>
+          </w:p>
+          <w:p>
+            <w:pPr>
+              <w:widowControl w:val="1"/>
+              <w:spacing w:line="240" w:lineRule="auto" w:after="0" w:before="100"/>
+              <w:ind w:left="340" w:hanging="340"/>
+              <w:rPr>
+                <w:color w:val="1155cc"/>
+                <w:sz w:val="20"/>
+                <w:szCs w:val="20"/>
+              </w:rPr>
+            </w:pPr>
+            <w:r>
+              <w:rPr>
+                <w:b/>
+                <w:sz w:val="20"/>
+                <w:szCs w:val="20"/>
+                <w:rtl w:val="0"/>
+              </w:rPr>
+              <w:t xml:space="preserve">a) </w:t>
+            </w:r>
+            <w:r>
+              <w:rPr>
+                <w:sz w:val="20"/>
+                <w:szCs w:val="20"/>
+                <w:rtl w:val="0"/>
+              </w:rPr>
+              <w:t xml:space="preserve">Crea dos scripts a /opt/backup-scripts: fullbackup.sh, que fa una còpia completa (duplicity full), i incrbackup.sh, que en fa una d'incremental (duplicity incremental). Cada script ha de muntar la unitat de backup, fer la còpia, desmuntar-la i escriure una línia amb la data i el resultat a /var/log/copies.log.</w:t>
+            </w:r>
+          </w:p>
+          <w:p>
+            <w:pPr>
+              <w:widowControl w:val="1"/>
+              <w:spacing w:line="240" w:lineRule="auto" w:after="0" w:before="100"/>
+              <w:ind w:left="340" w:hanging="340"/>
+              <w:rPr>
+                <w:color w:val="1155cc"/>
+                <w:sz w:val="20"/>
+                <w:szCs w:val="20"/>
+              </w:rPr>
+            </w:pPr>
+            <w:r>
+              <w:rPr>
+                <w:b/>
+                <w:sz w:val="20"/>
+                <w:szCs w:val="20"/>
+                <w:rtl w:val="0"/>
+              </w:rPr>
+              <w:t xml:space="preserve">b) </w:t>
+            </w:r>
+            <w:r>
+              <w:rPr>
+                <w:sz w:val="20"/>
+                <w:szCs w:val="20"/>
+                <w:rtl w:val="0"/>
+              </w:rPr>
+              <w:t xml:space="preserve">Programa'ls amb crontab -e, com a root: la completa cada diumenge a les 23:00 i la incremental de dilluns a dissabte a les 23:00. Escriu i comprova les expressions a crontab.guru abans de desar-les. No programis mai dues còpies sobre el mateix destí a la mateixa hora.</w:t>
+            </w:r>
+          </w:p>
+          <w:p>
+            <w:pPr>
+              <w:widowControl w:val="1"/>
+              <w:spacing w:line="240" w:lineRule="auto" w:after="0" w:before="100"/>
+              <w:ind w:left="340" w:hanging="340"/>
+              <w:rPr>
+                <w:color w:val="1155cc"/>
+                <w:sz w:val="20"/>
+                <w:szCs w:val="20"/>
+              </w:rPr>
+            </w:pPr>
+            <w:r>
+              <w:rPr>
+                <w:b/>
+                <w:sz w:val="20"/>
+                <w:szCs w:val="20"/>
+                <w:rtl w:val="0"/>
+              </w:rPr>
+              <w:t xml:space="preserve">c) </w:t>
+            </w:r>
+            <w:r>
+              <w:rPr>
+                <w:sz w:val="20"/>
+                <w:szCs w:val="20"/>
+                <w:rtl w:val="0"/>
+              </w:rPr>
+              <w:t xml:space="preserve">Afegeix una tercera tasca programada, a la teva elecció, útil per administrar l'equip (per exemple, esborrar fitxers temporals antics o apagar l'equip fora de l'horari laboral) i explica-la.</w:t>
+            </w:r>
+          </w:p>
+          <w:p>
+            <w:pPr>
+              <w:widowControl w:val="1"/>
+              <w:spacing w:line="240" w:lineRule="auto" w:after="0" w:before="100"/>
+              <w:ind w:left="340" w:hanging="340"/>
+              <w:rPr>
+                <w:color w:val="1155cc"/>
+                <w:sz w:val="20"/>
+                <w:szCs w:val="20"/>
+              </w:rPr>
+            </w:pPr>
+            <w:r>
+              <w:rPr>
+                <w:b/>
+                <w:sz w:val="20"/>
+                <w:szCs w:val="20"/>
+                <w:rtl w:val="0"/>
+              </w:rPr>
+              <w:t xml:space="preserve">d) </w:t>
+            </w:r>
+            <w:r>
+              <w:rPr>
+                <w:sz w:val="20"/>
+                <w:szCs w:val="20"/>
+                <w:rtl w:val="0"/>
+              </w:rPr>
+              <w:t xml:space="preserve">Demostra que funciona: programa temporalment les còpies cada pocs minuts, comprova el registre /var/log/copies.log i, després, torna a deixar l'horari definitiu. [CAPTURA de crontab -l i del registre]</w:t>
             </w:r>
           </w:p>
           <w:p>
@@ -3166,11 +3282,67 @@
             </w:pPr>
             <w:r>
               <w:rPr>
-                <w:sz w:val="20"/>
-                <w:szCs w:val="20"/>
-                <w:rtl w:val="0"/>
-              </w:rPr>
-              <w:t xml:space="preserve">Nota important: fixa't que els scripts defineixen la variable d'entorn PASSPHRASE amb la contrasenya de xifratge directament al fitxer, perquè cron pugui executar-los sense intervenció humana. Reflexiona i respon: quin risc de seguretat suposa això, i quina mesura (per exemple, permisos del fitxer) aplicaries per mitigar-lo?</w:t>
+                <w:b/>
+                <w:sz w:val="20"/>
+                <w:szCs w:val="20"/>
+                <w:rtl w:val="0"/>
+              </w:rPr>
+              <w:t xml:space="preserve">Recursos: </w:t>
+            </w:r>
+            <w:r>
+              <w:rPr>
+                <w:sz w:val="20"/>
+                <w:szCs w:val="20"/>
+                <w:rtl w:val="0"/>
+              </w:rPr>
+              <w:t xml:space="preserve">crontab.guru (per escriure i entendre expressions de cron), devhints.io/cron (resum amb exemples) i man 5 crontab.</w:t>
+            </w:r>
+          </w:p>
+          <w:p>
+            <w:pPr>
+              <w:widowControl w:val="1"/>
+              <w:spacing w:line="240" w:lineRule="auto" w:after="100"/>
+              <w:rPr>
+                <w:color w:val="1155cc"/>
+                <w:sz w:val="20"/>
+                <w:szCs w:val="20"/>
+              </w:rPr>
+            </w:pPr>
+            <w:r>
+              <w:rPr>
+                <w:b/>
+                <w:sz w:val="20"/>
+                <w:szCs w:val="20"/>
+                <w:rtl w:val="0"/>
+              </w:rPr>
+              <w:t xml:space="preserve">Ampliació opcional: </w:t>
+            </w:r>
+            <w:r>
+              <w:rPr>
+                <w:sz w:val="20"/>
+                <w:szCs w:val="20"/>
+                <w:rtl w:val="0"/>
+              </w:rPr>
+              <w:t xml:space="preserve">la web crontab.guru proposa instal·lar un panell web per gestionar el cron amb l'ordre curl https://crontab.guru/install | sh. Abans d'executar-la, respon: quin risc té executar directament un script descarregat d'Internet? Com ho faries de manera més segura?</w:t>
+            </w:r>
+          </w:p>
+          <w:p>
+            <w:pPr>
+              <w:widowControl w:val="1"/>
+              <w:spacing w:line="240" w:lineRule="auto" w:after="100"/>
+              <w:rPr>
+                <w:color w:val="1155cc"/>
+                <w:sz w:val="20"/>
+                <w:szCs w:val="20"/>
+              </w:rPr>
+            </w:pPr>
+            <w:r>
+              <w:rPr>
+                <w:sz w:val="20"/>
+                <w:szCs w:val="20"/>
+                <w:rtl w:val="0"/>
+              </w:rPr>
+              <w:t xml:space="preserve">Nota important: si els teus scripts defineixen la variable d'entorn PASSPHRASE amb la contrasenya de xifratge directament al fitxer, perquè cron pugui executar-los sense intervenció humana. Reflexiona i respon: quin risc de seguretat suposa això, i quina mesura (per exemple, permisos del fitxer) aplicaries per mitigar-lo?</w:t>
             </w:r>
           </w:p>
         </w:tc>
@@ -3246,7 +3418,7 @@
                 <w:rFonts w:ascii="Verdana" w:cs="Verdana" w:eastAsia="Verdana" w:hAnsi="Verdana"/>
                 <w:rtl w:val="0"/>
               </w:rPr>
-              <w:t xml:space="preserve">Pràctica guiada · Reflexió final (Part 1 + Part 2)</w:t>
+              <w:t xml:space="preserve">Pràctica guiada · Part 3 · Còpia remota (offsite) amb Restic</w:t>
             </w:r>
           </w:p>
         </w:tc>
@@ -3282,7 +3454,425 @@
                 <w:szCs w:val="20"/>
                 <w:rtl w:val="0"/>
               </w:rPr>
-              <w:t xml:space="preserve">Redacta un breu informe (mitja pàgina) per al client, explicant com les dues parts d'aquesta pràctica (Duplicati a Windows, Duplicity a Linux) implementen conjuntament la regla 3-2-1: identifica clarament quines són les 3 còpies, els 2 suports i la 1 còpia offsite en aquest escenari concret.</w:t>
+              <w:t xml:space="preserve">El client vol que les còpies del servidor també surtin de les seves instal·lacions. Puig Castellar Tech li ofereix un servidor de còpies remot, que simulareu amb una segona màquina virtual a IsardVDI. Aquesta part és per objectius: no et donem les ordres, i hauràs de consultar la documentació.</w:t>
+            </w:r>
+          </w:p>
+          <w:p>
+            <w:pPr>
+              <w:widowControl w:val="1"/>
+              <w:spacing w:line="240" w:lineRule="auto" w:after="100"/>
+              <w:rPr>
+                <w:color w:val="1155cc"/>
+                <w:sz w:val="20"/>
+                <w:szCs w:val="20"/>
+              </w:rPr>
+            </w:pPr>
+            <w:r>
+              <w:rPr>
+                <w:b/>
+                <w:sz w:val="20"/>
+                <w:szCs w:val="20"/>
+                <w:rtl w:val="0"/>
+              </w:rPr>
+              <w:t xml:space="preserve">Objectiu: </w:t>
+            </w:r>
+            <w:r>
+              <w:rPr>
+                <w:sz w:val="20"/>
+                <w:szCs w:val="20"/>
+                <w:rtl w:val="0"/>
+              </w:rPr>
+              <w:t xml:space="preserve">crear un servidor de còpies a IsardVDI i fer-hi, des del servidor de la Part 2, còpies de seguretat xifrades amb Restic a través de SFTP.</w:t>
+            </w:r>
+          </w:p>
+          <w:p>
+            <w:pPr>
+              <w:widowControl w:val="1"/>
+              <w:spacing w:line="240" w:lineRule="auto" w:after="100"/>
+              <w:rPr>
+                <w:color w:val="1155cc"/>
+                <w:sz w:val="20"/>
+                <w:szCs w:val="20"/>
+              </w:rPr>
+            </w:pPr>
+            <w:r>
+              <w:rPr>
+                <w:b/>
+                <w:sz w:val="20"/>
+                <w:szCs w:val="20"/>
+                <w:rtl w:val="0"/>
+              </w:rPr>
+              <w:t xml:space="preserve">Requisits mínims: </w:t>
+            </w:r>
+          </w:p>
+          <w:p>
+            <w:pPr>
+              <w:widowControl w:val="1"/>
+              <w:spacing w:line="240" w:lineRule="auto" w:after="0" w:before="100"/>
+              <w:ind w:left="340" w:hanging="340"/>
+              <w:rPr>
+                <w:color w:val="1155cc"/>
+                <w:sz w:val="20"/>
+                <w:szCs w:val="20"/>
+              </w:rPr>
+            </w:pPr>
+            <w:r>
+              <w:rPr>
+                <w:b/>
+                <w:sz w:val="20"/>
+                <w:szCs w:val="20"/>
+                <w:rtl w:val="0"/>
+              </w:rPr>
+              <w:t xml:space="preserve">1) </w:t>
+            </w:r>
+            <w:r>
+              <w:rPr>
+                <w:sz w:val="20"/>
+                <w:szCs w:val="20"/>
+                <w:rtl w:val="0"/>
+              </w:rPr>
+              <w:t xml:space="preserve">Servidor: una màquina virtual Ubuntu 26.04 a IsardVDI, a la mateixa xarxa que el servidor de la Part 2, amb el servei SSH (paquet openssh-server) i un usuari dedicat a les còpies. No el pots dir backup: a Ubuntu ja existeix un usuari de sistema amb aquest nom.</w:t>
+            </w:r>
+          </w:p>
+          <w:p>
+            <w:pPr>
+              <w:widowControl w:val="1"/>
+              <w:spacing w:line="240" w:lineRule="auto" w:after="0" w:before="100"/>
+              <w:ind w:left="340" w:hanging="340"/>
+              <w:rPr>
+                <w:color w:val="1155cc"/>
+                <w:sz w:val="20"/>
+                <w:szCs w:val="20"/>
+              </w:rPr>
+            </w:pPr>
+            <w:r>
+              <w:rPr>
+                <w:b/>
+                <w:sz w:val="20"/>
+                <w:szCs w:val="20"/>
+                <w:rtl w:val="0"/>
+              </w:rPr>
+              <w:t xml:space="preserve">2) </w:t>
+            </w:r>
+            <w:r>
+              <w:rPr>
+                <w:sz w:val="20"/>
+                <w:szCs w:val="20"/>
+                <w:rtl w:val="0"/>
+              </w:rPr>
+              <w:t xml:space="preserve">Connexió: comprova que el client arriba al servidor (ping i ssh) i configura l'accés per clau SSH, sense contrasenya, perquè les còpies es puguin fer de manera automàtica.</w:t>
+            </w:r>
+          </w:p>
+          <w:p>
+            <w:pPr>
+              <w:widowControl w:val="1"/>
+              <w:spacing w:line="240" w:lineRule="auto" w:after="0" w:before="100"/>
+              <w:ind w:left="340" w:hanging="340"/>
+              <w:rPr>
+                <w:color w:val="1155cc"/>
+                <w:sz w:val="20"/>
+                <w:szCs w:val="20"/>
+              </w:rPr>
+            </w:pPr>
+            <w:r>
+              <w:rPr>
+                <w:b/>
+                <w:sz w:val="20"/>
+                <w:szCs w:val="20"/>
+                <w:rtl w:val="0"/>
+              </w:rPr>
+              <w:t xml:space="preserve">3) </w:t>
+            </w:r>
+            <w:r>
+              <w:rPr>
+                <w:sz w:val="20"/>
+                <w:szCs w:val="20"/>
+                <w:rtl w:val="0"/>
+              </w:rPr>
+              <w:t xml:space="preserve">Repositori: instal·la restic al client (és als repositoris d'Ubuntu) i crea un repositori xifrat al servidor, a través de SFTP.</w:t>
+            </w:r>
+          </w:p>
+          <w:p>
+            <w:pPr>
+              <w:widowControl w:val="1"/>
+              <w:spacing w:line="240" w:lineRule="auto" w:after="0" w:before="100"/>
+              <w:ind w:left="340" w:hanging="340"/>
+              <w:rPr>
+                <w:color w:val="1155cc"/>
+                <w:sz w:val="20"/>
+                <w:szCs w:val="20"/>
+              </w:rPr>
+            </w:pPr>
+            <w:r>
+              <w:rPr>
+                <w:b/>
+                <w:sz w:val="20"/>
+                <w:szCs w:val="20"/>
+                <w:rtl w:val="0"/>
+              </w:rPr>
+              <w:t xml:space="preserve">4) </w:t>
+            </w:r>
+            <w:r>
+              <w:rPr>
+                <w:sz w:val="20"/>
+                <w:szCs w:val="20"/>
+                <w:rtl w:val="0"/>
+              </w:rPr>
+              <w:t xml:space="preserve">Còpies: fes una primera còpia de /home/mgarcia, modifica o afegeix algun fitxer i fes-ne una segona. Comprova amb restic snapshots que hi ha les dues còpies i que hi apareix el nom del teu equip.</w:t>
+            </w:r>
+          </w:p>
+          <w:p>
+            <w:pPr>
+              <w:widowControl w:val="1"/>
+              <w:spacing w:line="240" w:lineRule="auto" w:after="0" w:before="100"/>
+              <w:ind w:left="340" w:hanging="340"/>
+              <w:rPr>
+                <w:color w:val="1155cc"/>
+                <w:sz w:val="20"/>
+                <w:szCs w:val="20"/>
+              </w:rPr>
+            </w:pPr>
+            <w:r>
+              <w:rPr>
+                <w:b/>
+                <w:sz w:val="20"/>
+                <w:szCs w:val="20"/>
+                <w:rtl w:val="0"/>
+              </w:rPr>
+              <w:t xml:space="preserve">5) </w:t>
+            </w:r>
+            <w:r>
+              <w:rPr>
+                <w:sz w:val="20"/>
+                <w:szCs w:val="20"/>
+                <w:rtl w:val="0"/>
+              </w:rPr>
+              <w:t xml:space="preserve">Restauració: esborra un fitxer i recupera'l des del servidor remot.</w:t>
+            </w:r>
+          </w:p>
+          <w:p>
+            <w:pPr>
+              <w:widowControl w:val="1"/>
+              <w:spacing w:line="240" w:lineRule="auto" w:after="0" w:before="100"/>
+              <w:ind w:left="340" w:hanging="340"/>
+              <w:rPr>
+                <w:color w:val="1155cc"/>
+                <w:sz w:val="20"/>
+                <w:szCs w:val="20"/>
+              </w:rPr>
+            </w:pPr>
+            <w:r>
+              <w:rPr>
+                <w:b/>
+                <w:sz w:val="20"/>
+                <w:szCs w:val="20"/>
+                <w:rtl w:val="0"/>
+              </w:rPr>
+              <w:t xml:space="preserve">6) </w:t>
+            </w:r>
+            <w:r>
+              <w:rPr>
+                <w:sz w:val="20"/>
+                <w:szCs w:val="20"/>
+                <w:rtl w:val="0"/>
+              </w:rPr>
+              <w:t xml:space="preserve">Automatització: programa amb cron una còpia remota diària, a una hora que no coincideixi amb les còpies de duplicity.</w:t>
+            </w:r>
+          </w:p>
+          <w:p>
+            <w:pPr>
+              <w:widowControl w:val="1"/>
+              <w:spacing w:line="240" w:lineRule="auto" w:after="100"/>
+              <w:rPr>
+                <w:color w:val="1155cc"/>
+                <w:sz w:val="20"/>
+                <w:szCs w:val="20"/>
+              </w:rPr>
+            </w:pPr>
+            <w:r>
+              <w:rPr>
+                <w:b/>
+                <w:sz w:val="20"/>
+                <w:szCs w:val="20"/>
+                <w:rtl w:val="0"/>
+              </w:rPr>
+              <w:t xml:space="preserve">Recursos: </w:t>
+            </w:r>
+            <w:r>
+              <w:rPr>
+                <w:sz w:val="20"/>
+                <w:szCs w:val="20"/>
+                <w:rtl w:val="0"/>
+              </w:rPr>
+              <w:t xml:space="preserve">documentació oficial de Restic (restic.readthedocs.io), apartats «Preparing a new repository» (SFTP), «Backing up» i «Restoring from backup»; man ssh-keygen i man ssh-copy-id.</w:t>
+            </w:r>
+          </w:p>
+          <w:p>
+            <w:pPr>
+              <w:widowControl w:val="1"/>
+              <w:spacing w:line="240" w:lineRule="auto" w:after="100"/>
+              <w:rPr>
+                <w:color w:val="1155cc"/>
+                <w:sz w:val="20"/>
+                <w:szCs w:val="20"/>
+              </w:rPr>
+            </w:pPr>
+            <w:r>
+              <w:rPr>
+                <w:b/>
+                <w:sz w:val="20"/>
+                <w:szCs w:val="20"/>
+                <w:rtl w:val="0"/>
+              </w:rPr>
+              <w:t xml:space="preserve">Lliurable: </w:t>
+            </w:r>
+            <w:r>
+              <w:rPr>
+                <w:sz w:val="20"/>
+                <w:szCs w:val="20"/>
+                <w:rtl w:val="0"/>
+              </w:rPr>
+              <w:t xml:space="preserve">una memòria tècnica breu amb una captura de cada requisit (amb el nom d'equip personalitzat), les decisions que has pres i els problemes que has trobat i com els has resolt.</w:t>
+            </w:r>
+          </w:p>
+          <w:p>
+            <w:pPr>
+              <w:widowControl w:val="1"/>
+              <w:spacing w:line="240" w:lineRule="auto" w:after="100"/>
+              <w:rPr>
+                <w:color w:val="1155cc"/>
+                <w:sz w:val="20"/>
+                <w:szCs w:val="20"/>
+              </w:rPr>
+            </w:pPr>
+            <w:r>
+              <w:rPr>
+                <w:b/>
+                <w:sz w:val="20"/>
+                <w:szCs w:val="20"/>
+                <w:rtl w:val="0"/>
+              </w:rPr>
+              <w:t xml:space="preserve">Respon: </w:t>
+            </w:r>
+            <w:r>
+              <w:rPr>
+                <w:sz w:val="20"/>
+                <w:szCs w:val="20"/>
+                <w:rtl w:val="0"/>
+              </w:rPr>
+              <w:t xml:space="preserve">a) La contrasenya del repositori de Restic i la clau SSH protegeixen coses diferents: quines? b) El servidor de còpies és a IsardVDI, igual que el servidor original: és realment una còpia fora de les instal·lacions? Relaciona-ho amb el cas d'OVHcloud de l'exercici 2.</w:t>
+            </w:r>
+          </w:p>
+        </w:tc>
+      </w:tr>
+    </w:tbl>
+    <w:p>
+      <w:pPr>
+        <w:rPr/>
+      </w:pPr>
+      <w:r>
+        <w:rPr>
+          <w:rtl w:val="0"/>
+        </w:rPr>
+      </w:r>
+    </w:p>
+    <w:tbl>
+      <w:tblPr>
+        <w:tblStyle w:val="Table2"/>
+        <w:tblW w:w="9646.0" w:type="dxa"/>
+        <w:jc w:val="left"/>
+        <w:tblInd w:w="-100.0" w:type="dxa"/>
+        <w:tblBorders>
+          <w:top w:color="000000" w:space="0" w:sz="8" w:val="single"/>
+          <w:left w:color="000000" w:space="0" w:sz="8" w:val="single"/>
+          <w:bottom w:color="000000" w:space="0" w:sz="8" w:val="single"/>
+          <w:right w:color="000000" w:space="0" w:sz="8" w:val="single"/>
+          <w:insideH w:color="000000" w:space="0" w:sz="8" w:val="single"/>
+          <w:insideV w:color="000000" w:space="0" w:sz="8" w:val="single"/>
+        </w:tblBorders>
+        <w:tblLayout w:type="fixed"/>
+        <w:tblLook w:val="0600"/>
+      </w:tblPr>
+      <w:tblGrid>
+        <w:gridCol w:w="9646"/>
+        <w:tblGridChange w:id="0">
+          <w:tblGrid>
+            <w:gridCol w:w="9646"/>
+          </w:tblGrid>
+        </w:tblGridChange>
+      </w:tblGrid>
+      <w:tr>
+        <w:trPr>
+          <w:cantSplit w:val="0"/>
+          <w:trHeight w:val="324" w:hRule="atLeast"/>
+          <w:tblHeader w:val="1"/>
+        </w:trPr>
+        <w:tc>
+          <w:tcPr>
+            <w:shd w:fill="d9d9d9" w:val="clear"/>
+            <w:tcMar>
+              <w:top w:w="100.0" w:type="dxa"/>
+              <w:left w:w="100.0" w:type="dxa"/>
+              <w:bottom w:w="100.0" w:type="dxa"/>
+              <w:right w:w="100.0" w:type="dxa"/>
+            </w:tcMar>
+          </w:tcPr>
+          <w:p>
+            <w:pPr>
+              <w:pStyle w:val="Heading2"/>
+              <w:pBdr>
+                <w:bottom w:color="auto" w:space="0" w:sz="0" w:val="none"/>
+              </w:pBdr>
+              <w:spacing w:before="0" w:line="276" w:lineRule="auto"/>
+              <w:jc w:val="left"/>
+              <w:rPr>
+                <w:rFonts w:ascii="Verdana" w:cs="Verdana" w:eastAsia="Verdana" w:hAnsi="Verdana"/>
+              </w:rPr>
+            </w:pPr>
+            <w:bookmarkStart w:colFirst="0" w:colLast="0" w:name="_30j0zll" w:id="1"/>
+            <w:bookmarkEnd w:id="1"/>
+            <w:r>
+              <w:rPr>
+                <w:rFonts w:ascii="Verdana" w:cs="Verdana" w:eastAsia="Verdana" w:hAnsi="Verdana"/>
+                <w:rtl w:val="0"/>
+              </w:rPr>
+              <w:t xml:space="preserve">Pràctica guiada · Reflexió final</w:t>
+            </w:r>
+          </w:p>
+        </w:tc>
+      </w:tr>
+      <w:tr>
+        <w:trPr>
+          <w:cantSplit w:val="0"/>
+          <w:tblHeader w:val="0"/>
+        </w:trPr>
+        <w:tc>
+          <w:tcPr>
+            <w:shd w:fill="auto" w:val="clear"/>
+            <w:tcMar>
+              <w:top w:w="100.0" w:type="dxa"/>
+              <w:left w:w="100.0" w:type="dxa"/>
+              <w:bottom w:w="100.0" w:type="dxa"/>
+              <w:right w:w="100.0" w:type="dxa"/>
+            </w:tcMar>
+          </w:tcPr>
+          <w:p>
+            <w:pPr>
+              <w:widowControl w:val="1"/>
+              <w:spacing w:line="240" w:lineRule="auto" w:after="100"/>
+              <w:rPr>
+                <w:color w:val="1155cc"/>
+                <w:sz w:val="20"/>
+                <w:szCs w:val="20"/>
+              </w:rPr>
+            </w:pPr>
+            <w:r>
+              <w:rPr>
+                <w:sz w:val="20"/>
+                <w:szCs w:val="20"/>
+                <w:rtl w:val="0"/>
+              </w:rPr>
+              <w:t xml:space="preserve">Redacta un breu informe (mitja pàgina) per al client explicant com aquesta pràctica (Duplicity a Linux, la còpia remota amb Restic i, si l'has feta, Duplicati a Windows) implementa la regla 3-2-1: identifica clarament quines són les 3 còpies, els 2 suports i la còpia fora de les instal·lacions en aquest escenari concret.</w:t>
             </w:r>
           </w:p>
         </w:tc>
@@ -3498,7 +4088,7 @@
           <w:szCs w:val="18"/>
           <w:color w:val="595959"/>
         </w:rPr>
-        <w:t xml:space="preserve">.</w:t>
+        <w:t xml:space="preserve">; restic.readthedocs.io; crontab.guru; devhints.io/cron.</w:t>
       </w:r>
     </w:p>
     <w:sectPr>
